--- a/шаблони/комплекти/Стройовий облік/Шаблон_Стройова записка курсів.docx
+++ b/шаблони/комплекти/Стройовий облік/Шаблон_Стройова записка курсів.docx
@@ -1344,9 +1344,10 @@
     </w:p>
     <w:p>
       <w:pPr>
+        <w:keepNext/>
         <w:spacing w:after="0" w:line="240" w:lineRule="auto"/>
         <w:ind w:left="1134" w:right="1134"/>
-        <w:jc w:val="both"/>
+        <w:jc w:val="left"/>
         <w:rPr>
           <w:rFonts w:eastAsia="Times New Roman" w:cs="Times New Roman"/>
           <w:sz w:val="28"/>
@@ -1375,9 +1376,12 @@
     </w:p>
     <w:p>
       <w:pPr>
+        <w:tabs>
+          <w:tab w:val="right" w:pos="9923"/>
+        </w:tabs>
         <w:spacing w:after="0" w:line="240" w:lineRule="auto"/>
         <w:ind w:left="1134" w:right="1134"/>
-        <w:jc w:val="both"/>
+        <w:jc w:val="left"/>
         <w:rPr>
           <w:rFonts w:eastAsia="Times New Roman" w:cs="Times New Roman"/>
           <w:sz w:val="28"/>
@@ -1392,7 +1396,7 @@
           <w:szCs w:val="28"/>
           <w:lang w:val="uk-UA"/>
         </w:rPr>
-        <w:t xml:space="preserve">{{звання_підписанта}}    </w:t>
+        <w:t xml:space="preserve">{{звання_підписанта}}</w:t>
       </w:r>
       <w:r>
         <w:rPr>
@@ -1401,88 +1405,7 @@
           <w:szCs w:val="28"/>
           <w:lang w:val="uk-UA"/>
         </w:rPr>
-        <w:t xml:space="preserve"> </w:t>
-      </w:r>
-      <w:r>
-        <w:rPr>
-          <w:rFonts w:cs="Times New Roman"/>
-          <w:sz w:val="28"/>
-          <w:szCs w:val="28"/>
-          <w:lang w:val="uk-UA"/>
-        </w:rPr>
         <w:tab/>
-      </w:r>
-      <w:r>
-        <w:rPr>
-          <w:rFonts w:cs="Times New Roman"/>
-          <w:sz w:val="28"/>
-          <w:szCs w:val="28"/>
-          <w:lang w:val="uk-UA"/>
-        </w:rPr>
-        <w:tab/>
-      </w:r>
-      <w:r>
-        <w:rPr>
-          <w:rFonts w:cs="Times New Roman"/>
-          <w:sz w:val="28"/>
-          <w:szCs w:val="28"/>
-          <w:lang w:val="uk-UA"/>
-        </w:rPr>
-        <w:tab/>
-      </w:r>
-      <w:r>
-        <w:rPr>
-          <w:rFonts w:cs="Times New Roman"/>
-          <w:sz w:val="28"/>
-          <w:szCs w:val="28"/>
-          <w:lang w:val="uk-UA"/>
-        </w:rPr>
-        <w:tab/>
-      </w:r>
-      <w:r>
-        <w:rPr>
-          <w:rFonts w:cs="Times New Roman"/>
-          <w:sz w:val="28"/>
-          <w:szCs w:val="28"/>
-          <w:lang w:val="en-US"/>
-        </w:rPr>
-        <w:t xml:space="preserve">   </w:t>
-      </w:r>
-      <w:r>
-        <w:rPr>
-          <w:rFonts w:cs="Times New Roman"/>
-          <w:sz w:val="28"/>
-          <w:szCs w:val="28"/>
-          <w:lang w:val="uk-UA"/>
-        </w:rPr>
-        <w:t xml:space="preserve">           </w:t>
-      </w:r>
-      <w:r>
-        <w:rPr>
-          <w:rFonts w:cs="Times New Roman"/>
-          <w:sz w:val="28"/>
-          <w:szCs w:val="28"/>
-          <w:lang w:val="uk-UA"/>
-        </w:rPr>
-        <w:t xml:space="preserve">          </w:t>
-      </w:r>
-      <w:r>
-        <w:rPr>
-          <w:rFonts w:cs="Times New Roman"/>
-          <w:sz w:val="28"/>
-          <w:szCs w:val="28"/>
-          <w:lang w:val="uk-UA"/>
-        </w:rPr>
-        <w:t xml:space="preserve">  </w:t>
-      </w:r>
-      <w:r>
-        <w:rPr>
-          <w:rFonts w:cs="Times New Roman"/>
-          <w:sz w:val="28"/>
-          <w:szCs w:val="28"/>
-          <w:lang w:val="en-US"/>
-        </w:rPr>
-        <w:t xml:space="preserve"> </w:t>
       </w:r>
       <w:r>
         <w:rPr>

--- a/шаблони/комплекти/Стройовий облік/Шаблон_Стройова записка курсів.docx
+++ b/шаблони/комплекти/Стройовий облік/Шаблон_Стройова записка курсів.docx
@@ -1362,7 +1362,7 @@
           <w:szCs w:val="28"/>
           <w:lang w:val="uk-UA" w:eastAsia="ru-RU"/>
         </w:rPr>
-        <w:t>Курсовий офіцер</w:t>
+        <w:t xml:space="preserve">{{посада_підписанта}}</w:t>
       </w:r>
       <w:r>
         <w:rPr>
@@ -1371,7 +1371,7 @@
           <w:szCs w:val="28"/>
           <w:lang w:val="uk-UA" w:eastAsia="ru-RU"/>
         </w:rPr>
-        <w:t xml:space="preserve"> курсів перепідготовки та підвищення кваліфікації Харківського національного університету Повітряних Сил</w:t>
+        <w:t xml:space="preserve"/>
       </w:r>
     </w:p>
     <w:p>

--- a/шаблони/комплекти/Стройовий облік/Шаблон_Стройова записка курсів.docx
+++ b/шаблони/комплекти/Стройовий облік/Шаблон_Стройова записка курсів.docx
@@ -670,9 +670,18 @@
                 <w:rFonts w:cs="Times New Roman"/>
                 <w:sz w:val="28"/>
                 <w:szCs w:val="28"/>
-                <w:lang w:val="uk-UA"/>
-              </w:rPr>
-            </w:pPr>
+                <w:lang w:val="en-US"/>
+              </w:rPr>
+            </w:pPr>
+            <w:r>
+              <w:rPr>
+                <w:rFonts w:cs="Times New Roman"/>
+                <w:sz w:val="28"/>
+                <w:szCs w:val="28"/>
+                <w:lang w:val="en-US"/>
+              </w:rPr>
+              <w:t xml:space="preserve">{{відсутні_кппк}}</w:t>
+            </w:r>
           </w:p>
         </w:tc>
         <w:tc>
@@ -690,6 +699,9 @@
                 <w:lang w:val="uk-UA"/>
               </w:rPr>
             </w:pPr>
+            <w:r>
+              <w:t xml:space="preserve">{{відсутні_бзвп}}</w:t>
+            </w:r>
           </w:p>
         </w:tc>
         <w:tc>
@@ -703,9 +715,18 @@
                 <w:rFonts w:cs="Times New Roman"/>
                 <w:sz w:val="28"/>
                 <w:szCs w:val="28"/>
-                <w:lang w:val="uk-UA"/>
-              </w:rPr>
-            </w:pPr>
+                <w:lang w:val="en-US"/>
+              </w:rPr>
+            </w:pPr>
+            <w:r>
+              <w:rPr>
+                <w:rFonts w:cs="Times New Roman"/>
+                <w:sz w:val="28"/>
+                <w:szCs w:val="28"/>
+                <w:lang w:val="en-US"/>
+              </w:rPr>
+              <w:t xml:space="preserve">{{відсутні_загалом}}</w:t>
+            </w:r>
           </w:p>
         </w:tc>
       </w:tr>
@@ -1209,9 +1230,18 @@
                 <w:rFonts w:cs="Times New Roman"/>
                 <w:sz w:val="28"/>
                 <w:szCs w:val="28"/>
-                <w:lang w:val="uk-UA"/>
-              </w:rPr>
-            </w:pPr>
+                <w:lang w:val="en-US"/>
+              </w:rPr>
+            </w:pPr>
+            <w:r>
+              <w:rPr>
+                <w:rFonts w:cs="Times New Roman"/>
+                <w:sz w:val="28"/>
+                <w:szCs w:val="28"/>
+                <w:lang w:val="en-US"/>
+              </w:rPr>
+              <w:t xml:space="preserve">{{відпустка_кппк}}</w:t>
+            </w:r>
           </w:p>
         </w:tc>
         <w:tc>
@@ -1226,8 +1256,12 @@
                 <w:rFonts w:cs="Times New Roman"/>
                 <w:sz w:val="28"/>
                 <w:szCs w:val="28"/>
-              </w:rPr>
-            </w:pPr>
+                <w:lang w:val="uk-UA"/>
+              </w:rPr>
+            </w:pPr>
+            <w:r>
+              <w:t xml:space="preserve">{{відпустка_бзвп}}</w:t>
+            </w:r>
           </w:p>
         </w:tc>
         <w:tc>
@@ -1241,8 +1275,18 @@
                 <w:rFonts w:cs="Times New Roman"/>
                 <w:sz w:val="28"/>
                 <w:szCs w:val="28"/>
-              </w:rPr>
-            </w:pPr>
+                <w:lang w:val="en-US"/>
+              </w:rPr>
+            </w:pPr>
+            <w:r>
+              <w:rPr>
+                <w:rFonts w:cs="Times New Roman"/>
+                <w:sz w:val="28"/>
+                <w:szCs w:val="28"/>
+                <w:lang w:val="en-US"/>
+              </w:rPr>
+              <w:t xml:space="preserve">{{відпустка_загалом}}</w:t>
+            </w:r>
           </w:p>
         </w:tc>
       </w:tr>
@@ -1569,6 +1613,30 @@
           <w:lang w:val="uk-UA"/>
         </w:rPr>
         <w:t xml:space="preserve"/>
+      </w:r>
+    </w:p>
+    <w:p>
+      <w:pPr>
+        <w:tabs>
+          <w:tab w:val="left" w:pos="9639"/>
+          <w:tab w:val="left" w:pos="11057"/>
+        </w:tabs>
+        <w:spacing w:after="0" w:line="240" w:lineRule="auto"/>
+        <w:ind w:left="1134" w:right="567"/>
+        <w:jc w:val="both"/>
+        <w:rPr>
+          <w:rFonts w:cs="Times New Roman"/>
+          <w:szCs w:val="24"/>
+          <w:lang w:val="uk-UA"/>
+        </w:rPr>
+      </w:pPr>
+      <w:r>
+        <w:rPr>
+          <w:rFonts w:cs="Times New Roman"/>
+          <w:szCs w:val="24"/>
+          <w:lang w:val="uk-UA"/>
+        </w:rPr>
+        <w:t xml:space="preserve">Відпустка: {{відпустка}}</w:t>
       </w:r>
     </w:p>
     <w:p>
